--- a/ACTIVIDADES/DIA-6.docx
+++ b/ACTIVIDADES/DIA-6.docx
@@ -501,7 +501,7 @@
                 <w:bCs w:val="1"/>
                 <w:rtl w:val="0"/>
               </w:rPr>
-              <w:t xml:space="preserve">20 de septiembre de 2026</w:t>
+              <w:t>16 de septiembre de 2026</w:t>
             </w:r>
           </w:p>
         </w:tc>
